--- a/klagomål/A 63161-2025 FSC-klagomål.docx
+++ b/klagomål/A 63161-2025 FSC-klagomål.docx
@@ -662,7 +662,7 @@
     <w:r>
       <w:tab/>
       <w:tab/>
-      <w:t>2025-12-20</w:t>
+      <w:t>2025-12-21</w:t>
       <w:br/>
       <w:br/>
     </w:r>

--- a/klagomål/A 63161-2025 FSC-klagomål.docx
+++ b/klagomål/A 63161-2025 FSC-klagomål.docx
@@ -662,7 +662,7 @@
     <w:r>
       <w:tab/>
       <w:tab/>
-      <w:t>2025-12-21</w:t>
+      <w:t>2025-12-22</w:t>
       <w:br/>
       <w:br/>
     </w:r>

--- a/klagomål/A 63161-2025 FSC-klagomål.docx
+++ b/klagomål/A 63161-2025 FSC-klagomål.docx
@@ -662,7 +662,7 @@
     <w:r>
       <w:tab/>
       <w:tab/>
-      <w:t>2025-12-22</w:t>
+      <w:t>2025-12-26</w:t>
       <w:br/>
       <w:br/>
     </w:r>

--- a/klagomål/A 63161-2025 FSC-klagomål.docx
+++ b/klagomål/A 63161-2025 FSC-klagomål.docx
@@ -662,7 +662,7 @@
     <w:r>
       <w:tab/>
       <w:tab/>
-      <w:t>2025-12-26</w:t>
+      <w:t>2025-12-28</w:t>
       <w:br/>
       <w:br/>
     </w:r>

--- a/klagomål/A 63161-2025 FSC-klagomål.docx
+++ b/klagomål/A 63161-2025 FSC-klagomål.docx
@@ -662,7 +662,7 @@
     <w:r>
       <w:tab/>
       <w:tab/>
-      <w:t>2025-12-28</w:t>
+      <w:t>2025-12-29</w:t>
       <w:br/>
       <w:br/>
     </w:r>

--- a/klagomål/A 63161-2025 FSC-klagomål.docx
+++ b/klagomål/A 63161-2025 FSC-klagomål.docx
@@ -662,7 +662,7 @@
     <w:r>
       <w:tab/>
       <w:tab/>
-      <w:t>2025-12-29</w:t>
+      <w:t>2025-12-30</w:t>
       <w:br/>
       <w:br/>
     </w:r>

--- a/klagomål/A 63161-2025 FSC-klagomål.docx
+++ b/klagomål/A 63161-2025 FSC-klagomål.docx
@@ -662,7 +662,7 @@
     <w:r>
       <w:tab/>
       <w:tab/>
-      <w:t>2025-12-30</w:t>
+      <w:t>2025-12-31</w:t>
       <w:br/>
       <w:br/>
     </w:r>

--- a/klagomål/A 63161-2025 FSC-klagomål.docx
+++ b/klagomål/A 63161-2025 FSC-klagomål.docx
@@ -662,7 +662,7 @@
     <w:r>
       <w:tab/>
       <w:tab/>
-      <w:t>2025-12-31</w:t>
+      <w:t>2026-01-03</w:t>
       <w:br/>
       <w:br/>
     </w:r>

--- a/klagomål/A 63161-2025 FSC-klagomål.docx
+++ b/klagomål/A 63161-2025 FSC-klagomål.docx
@@ -662,7 +662,7 @@
     <w:r>
       <w:tab/>
       <w:tab/>
-      <w:t>2026-01-07</w:t>
+      <w:t>2026-01-08</w:t>
       <w:br/>
       <w:br/>
     </w:r>

--- a/klagomål/A 63161-2025 FSC-klagomål.docx
+++ b/klagomål/A 63161-2025 FSC-klagomål.docx
@@ -662,7 +662,7 @@
     <w:r>
       <w:tab/>
       <w:tab/>
-      <w:t>2026-01-08</w:t>
+      <w:t>2026-01-09</w:t>
       <w:br/>
       <w:br/>
     </w:r>

--- a/klagomål/A 63161-2025 FSC-klagomål.docx
+++ b/klagomål/A 63161-2025 FSC-klagomål.docx
@@ -662,7 +662,7 @@
     <w:r>
       <w:tab/>
       <w:tab/>
-      <w:t>2026-01-09</w:t>
+      <w:t>2026-01-10</w:t>
       <w:br/>
       <w:br/>
     </w:r>

--- a/klagomål/A 63161-2025 FSC-klagomål.docx
+++ b/klagomål/A 63161-2025 FSC-klagomål.docx
@@ -662,7 +662,7 @@
     <w:r>
       <w:tab/>
       <w:tab/>
-      <w:t>2026-01-10</w:t>
+      <w:t>2026-01-11</w:t>
       <w:br/>
       <w:br/>
     </w:r>

--- a/klagomål/A 63161-2025 FSC-klagomål.docx
+++ b/klagomål/A 63161-2025 FSC-klagomål.docx
@@ -662,7 +662,7 @@
     <w:r>
       <w:tab/>
       <w:tab/>
-      <w:t>2026-01-11</w:t>
+      <w:t>2026-01-12</w:t>
       <w:br/>
       <w:br/>
     </w:r>

--- a/klagomål/A 63161-2025 FSC-klagomål.docx
+++ b/klagomål/A 63161-2025 FSC-klagomål.docx
@@ -662,7 +662,7 @@
     <w:r>
       <w:tab/>
       <w:tab/>
-      <w:t>2026-01-12</w:t>
+      <w:t>2026-01-13</w:t>
       <w:br/>
       <w:br/>
     </w:r>

--- a/klagomål/A 63161-2025 FSC-klagomål.docx
+++ b/klagomål/A 63161-2025 FSC-klagomål.docx
@@ -662,7 +662,7 @@
     <w:r>
       <w:tab/>
       <w:tab/>
-      <w:t>2026-01-13</w:t>
+      <w:t>2026-01-14</w:t>
       <w:br/>
       <w:br/>
     </w:r>

--- a/klagomål/A 63161-2025 FSC-klagomål.docx
+++ b/klagomål/A 63161-2025 FSC-klagomål.docx
@@ -662,7 +662,7 @@
     <w:r>
       <w:tab/>
       <w:tab/>
-      <w:t>2026-01-14</w:t>
+      <w:t>2026-01-15</w:t>
       <w:br/>
       <w:br/>
     </w:r>

--- a/klagomål/A 63161-2025 FSC-klagomål.docx
+++ b/klagomål/A 63161-2025 FSC-klagomål.docx
@@ -662,7 +662,7 @@
     <w:r>
       <w:tab/>
       <w:tab/>
-      <w:t>2026-01-15</w:t>
+      <w:t>2026-01-16</w:t>
       <w:br/>
       <w:br/>
     </w:r>

--- a/klagomål/A 63161-2025 FSC-klagomål.docx
+++ b/klagomål/A 63161-2025 FSC-klagomål.docx
@@ -662,7 +662,7 @@
     <w:r>
       <w:tab/>
       <w:tab/>
-      <w:t>2026-01-16</w:t>
+      <w:t>2026-01-17</w:t>
       <w:br/>
       <w:br/>
     </w:r>

--- a/klagomål/A 63161-2025 FSC-klagomål.docx
+++ b/klagomål/A 63161-2025 FSC-klagomål.docx
@@ -662,7 +662,7 @@
     <w:r>
       <w:tab/>
       <w:tab/>
-      <w:t>2026-01-17</w:t>
+      <w:t>2026-01-18</w:t>
       <w:br/>
       <w:br/>
     </w:r>

--- a/klagomål/A 63161-2025 FSC-klagomål.docx
+++ b/klagomål/A 63161-2025 FSC-klagomål.docx
@@ -662,7 +662,7 @@
     <w:r>
       <w:tab/>
       <w:tab/>
-      <w:t>2026-01-18</w:t>
+      <w:t>2026-01-19</w:t>
       <w:br/>
       <w:br/>
     </w:r>

--- a/klagomål/A 63161-2025 FSC-klagomål.docx
+++ b/klagomål/A 63161-2025 FSC-klagomål.docx
@@ -662,7 +662,7 @@
     <w:r>
       <w:tab/>
       <w:tab/>
-      <w:t>2026-01-19</w:t>
+      <w:t>2026-01-20</w:t>
       <w:br/>
       <w:br/>
     </w:r>

--- a/klagomål/A 63161-2025 FSC-klagomål.docx
+++ b/klagomål/A 63161-2025 FSC-klagomål.docx
@@ -662,7 +662,7 @@
     <w:r>
       <w:tab/>
       <w:tab/>
-      <w:t>2026-01-20</w:t>
+      <w:t>2026-01-21</w:t>
       <w:br/>
       <w:br/>
     </w:r>

--- a/klagomål/A 63161-2025 FSC-klagomål.docx
+++ b/klagomål/A 63161-2025 FSC-klagomål.docx
@@ -662,7 +662,7 @@
     <w:r>
       <w:tab/>
       <w:tab/>
-      <w:t>2026-01-21</w:t>
+      <w:t>2026-01-23</w:t>
       <w:br/>
       <w:br/>
     </w:r>

--- a/klagomål/A 63161-2025 FSC-klagomål.docx
+++ b/klagomål/A 63161-2025 FSC-klagomål.docx
@@ -662,7 +662,7 @@
     <w:r>
       <w:tab/>
       <w:tab/>
-      <w:t>2026-01-23</w:t>
+      <w:t>2026-01-24</w:t>
       <w:br/>
       <w:br/>
     </w:r>

--- a/klagomål/A 63161-2025 FSC-klagomål.docx
+++ b/klagomål/A 63161-2025 FSC-klagomål.docx
@@ -662,7 +662,7 @@
     <w:r>
       <w:tab/>
       <w:tab/>
-      <w:t>2026-01-24</w:t>
+      <w:t>2026-01-25</w:t>
       <w:br/>
       <w:br/>
     </w:r>

--- a/klagomål/A 63161-2025 FSC-klagomål.docx
+++ b/klagomål/A 63161-2025 FSC-klagomål.docx
@@ -662,7 +662,7 @@
     <w:r>
       <w:tab/>
       <w:tab/>
-      <w:t>2026-01-25</w:t>
+      <w:t>2026-01-26</w:t>
       <w:br/>
       <w:br/>
     </w:r>

--- a/klagomål/A 63161-2025 FSC-klagomål.docx
+++ b/klagomål/A 63161-2025 FSC-klagomål.docx
@@ -662,7 +662,7 @@
     <w:r>
       <w:tab/>
       <w:tab/>
-      <w:t>2026-01-26</w:t>
+      <w:t>2026-01-27</w:t>
       <w:br/>
       <w:br/>
     </w:r>

--- a/klagomål/A 63161-2025 FSC-klagomål.docx
+++ b/klagomål/A 63161-2025 FSC-klagomål.docx
@@ -662,7 +662,7 @@
     <w:r>
       <w:tab/>
       <w:tab/>
-      <w:t>2026-01-27</w:t>
+      <w:t>2026-01-28</w:t>
       <w:br/>
       <w:br/>
     </w:r>

--- a/klagomål/A 63161-2025 FSC-klagomål.docx
+++ b/klagomål/A 63161-2025 FSC-klagomål.docx
@@ -112,7 +112,7 @@
         <w:pStyle w:val="ListBullet"/>
       </w:pPr>
       <w:r>
-        <w:t>Om ett ombud (tex Norra skog eller Mellanskog) avverkningsanmäler en skog med naturvärden motsvarande nyckelbiotops kvalité men markägaren inte är FSC certifierad, bör du skicka in ett FSC kontrollerat virke klagomål. Då ska klagomålet skickas till ombudsföretaget.</w:t>
+        <w:t>Om ett ombud (tex Norra skog eller Mellanskog) avverkningsanmäler en skog med naturvärden motsvarande nyckelbiotops kvalitet men markägaren inte är FSC certifierad, bör du skicka in ett FSC kontrollerat virke klagomål. Då ska klagomålet skickas till ombudsföretaget.</w:t>
       </w:r>
     </w:p>
     <w:p>
@@ -254,7 +254,25 @@
         <w:t>Veckticka (NT)</w:t>
       </w:r>
       <w:r>
-        <w:t xml:space="preserve"> förekommer främst i äldre naturskogsartad löv- och blandskog i sena åldersstadier med gamla, döende och döda aspar. Avverkning eller gallring av aspbestånd är ett hot och aspskogar och asprika blandskogar måste bevaras i högre utsträckning än hittills. Sumpskog med asp och sälg har ett särskilt högt naturvärde och bör skyddas helt från skogsbruk (SLU Artdatabanken, 2024; Nitare &amp; Skogsstyrelsen, 2019).</w:t>
+        <w:t xml:space="preserve"> förekommer främst i äldre naturskogsartad löv- och blandskog i sena åldersstadier med gamla, döende och döda aspar. Avverkning eller gallring av aspbestånd är ett hot och aspskogar och asprika blandskogar måste bevaras i högre utsträckning än hittills. Sumpskog med asp och sälg har ett särskilt högt naturvärde och bör skyddas helt från skogsbruk. Veckticka är typisk art för </w:t>
+      </w:r>
+      <w:r>
+        <w:rPr>
+          <w:i/>
+        </w:rPr>
+        <w:t xml:space="preserve">9010 Taiga </w:t>
+      </w:r>
+      <w:r>
+        <w:t xml:space="preserve">och </w:t>
+      </w:r>
+      <w:r>
+        <w:rPr>
+          <w:i/>
+        </w:rPr>
+        <w:t>9030 Landhöjningsskog</w:t>
+      </w:r>
+      <w:r>
+        <w:t xml:space="preserve"> (SLU Artdatabanken, 2024; Nitare &amp; Skogsstyrelsen, 2019).</w:t>
       </w:r>
     </w:p>
     <w:p>
@@ -662,7 +680,7 @@
     <w:r>
       <w:tab/>
       <w:tab/>
-      <w:t>2026-01-28</w:t>
+      <w:t>2026-01-29</w:t>
       <w:br/>
       <w:br/>
     </w:r>

--- a/klagomål/A 63161-2025 FSC-klagomål.docx
+++ b/klagomål/A 63161-2025 FSC-klagomål.docx
@@ -680,7 +680,7 @@
     <w:r>
       <w:tab/>
       <w:tab/>
-      <w:t>2026-01-29</w:t>
+      <w:t>2026-01-30</w:t>
       <w:br/>
       <w:br/>
     </w:r>

--- a/klagomål/A 63161-2025 FSC-klagomål.docx
+++ b/klagomål/A 63161-2025 FSC-klagomål.docx
@@ -680,7 +680,7 @@
     <w:r>
       <w:tab/>
       <w:tab/>
-      <w:t>2026-01-30</w:t>
+      <w:t>2026-01-31</w:t>
       <w:br/>
       <w:br/>
     </w:r>

--- a/klagomål/A 63161-2025 FSC-klagomål.docx
+++ b/klagomål/A 63161-2025 FSC-klagomål.docx
@@ -680,7 +680,7 @@
     <w:r>
       <w:tab/>
       <w:tab/>
-      <w:t>2026-03-01</w:t>
+      <w:t>2026-03-02</w:t>
       <w:br/>
       <w:br/>
     </w:r>

--- a/klagomål/A 63161-2025 FSC-klagomål.docx
+++ b/klagomål/A 63161-2025 FSC-klagomål.docx
@@ -680,7 +680,7 @@
     <w:r>
       <w:tab/>
       <w:tab/>
-      <w:t>2026-03-02</w:t>
+      <w:t>2026-03-03</w:t>
       <w:br/>
       <w:br/>
     </w:r>

--- a/klagomål/A 63161-2025 FSC-klagomål.docx
+++ b/klagomål/A 63161-2025 FSC-klagomål.docx
@@ -680,7 +680,7 @@
     <w:r>
       <w:tab/>
       <w:tab/>
-      <w:t>2026-03-03</w:t>
+      <w:t>2026-03-04</w:t>
       <w:br/>
       <w:br/>
     </w:r>

--- a/klagomål/A 63161-2025 FSC-klagomål.docx
+++ b/klagomål/A 63161-2025 FSC-klagomål.docx
@@ -680,7 +680,7 @@
     <w:r>
       <w:tab/>
       <w:tab/>
-      <w:t>2026-03-04</w:t>
+      <w:t>2026-03-05</w:t>
       <w:br/>
       <w:br/>
     </w:r>

--- a/klagomål/A 63161-2025 FSC-klagomål.docx
+++ b/klagomål/A 63161-2025 FSC-klagomål.docx
@@ -680,7 +680,7 @@
     <w:r>
       <w:tab/>
       <w:tab/>
-      <w:t>2026-03-05</w:t>
+      <w:t>2026-03-06</w:t>
       <w:br/>
       <w:br/>
     </w:r>

--- a/klagomål/A 63161-2025 FSC-klagomål.docx
+++ b/klagomål/A 63161-2025 FSC-klagomål.docx
@@ -680,7 +680,7 @@
     <w:r>
       <w:tab/>
       <w:tab/>
-      <w:t>2026-03-06</w:t>
+      <w:t>2026-03-07</w:t>
       <w:br/>
       <w:br/>
     </w:r>

--- a/klagomål/A 63161-2025 FSC-klagomål.docx
+++ b/klagomål/A 63161-2025 FSC-klagomål.docx
@@ -680,7 +680,7 @@
     <w:r>
       <w:tab/>
       <w:tab/>
-      <w:t>2026-03-07</w:t>
+      <w:t>2026-03-08</w:t>
       <w:br/>
       <w:br/>
     </w:r>

--- a/klagomål/A 63161-2025 FSC-klagomål.docx
+++ b/klagomål/A 63161-2025 FSC-klagomål.docx
@@ -680,7 +680,7 @@
     <w:r>
       <w:tab/>
       <w:tab/>
-      <w:t>2026-03-08</w:t>
+      <w:t>2026-03-09</w:t>
       <w:br/>
       <w:br/>
     </w:r>

--- a/klagomål/A 63161-2025 FSC-klagomål.docx
+++ b/klagomål/A 63161-2025 FSC-klagomål.docx
@@ -680,7 +680,7 @@
     <w:r>
       <w:tab/>
       <w:tab/>
-      <w:t>2026-03-09</w:t>
+      <w:t>2026-03-10</w:t>
       <w:br/>
       <w:br/>
     </w:r>

--- a/klagomål/A 63161-2025 FSC-klagomål.docx
+++ b/klagomål/A 63161-2025 FSC-klagomål.docx
@@ -680,7 +680,7 @@
     <w:r>
       <w:tab/>
       <w:tab/>
-      <w:t>2026-03-10</w:t>
+      <w:t>2026-03-11</w:t>
       <w:br/>
       <w:br/>
     </w:r>

--- a/klagomål/A 63161-2025 FSC-klagomål.docx
+++ b/klagomål/A 63161-2025 FSC-klagomål.docx
@@ -680,7 +680,7 @@
     <w:r>
       <w:tab/>
       <w:tab/>
-      <w:t>2026-03-11</w:t>
+      <w:t>2026-03-12</w:t>
       <w:br/>
       <w:br/>
     </w:r>

--- a/klagomål/A 63161-2025 FSC-klagomål.docx
+++ b/klagomål/A 63161-2025 FSC-klagomål.docx
@@ -680,7 +680,7 @@
     <w:r>
       <w:tab/>
       <w:tab/>
-      <w:t>2026-03-12</w:t>
+      <w:t>2026-03-13</w:t>
       <w:br/>
       <w:br/>
     </w:r>

--- a/klagomål/A 63161-2025 FSC-klagomål.docx
+++ b/klagomål/A 63161-2025 FSC-klagomål.docx
@@ -680,7 +680,7 @@
     <w:r>
       <w:tab/>
       <w:tab/>
-      <w:t>2026-03-13</w:t>
+      <w:t>2026-03-16</w:t>
       <w:br/>
       <w:br/>
     </w:r>

--- a/klagomål/A 63161-2025 FSC-klagomål.docx
+++ b/klagomål/A 63161-2025 FSC-klagomål.docx
@@ -680,7 +680,7 @@
     <w:r>
       <w:tab/>
       <w:tab/>
-      <w:t>2026-03-16</w:t>
+      <w:t>2026-03-17</w:t>
       <w:br/>
       <w:br/>
     </w:r>

--- a/klagomål/A 63161-2025 FSC-klagomål.docx
+++ b/klagomål/A 63161-2025 FSC-klagomål.docx
@@ -680,7 +680,7 @@
     <w:r>
       <w:tab/>
       <w:tab/>
-      <w:t>2026-03-17</w:t>
+      <w:t>2026-03-18</w:t>
       <w:br/>
       <w:br/>
     </w:r>

--- a/klagomål/A 63161-2025 FSC-klagomål.docx
+++ b/klagomål/A 63161-2025 FSC-klagomål.docx
@@ -680,7 +680,7 @@
     <w:r>
       <w:tab/>
       <w:tab/>
-      <w:t>2026-03-18</w:t>
+      <w:t>2026-03-19</w:t>
       <w:br/>
       <w:br/>
     </w:r>

--- a/klagomål/A 63161-2025 FSC-klagomål.docx
+++ b/klagomål/A 63161-2025 FSC-klagomål.docx
@@ -680,7 +680,7 @@
     <w:r>
       <w:tab/>
       <w:tab/>
-      <w:t>2026-03-19</w:t>
+      <w:t>2026-03-20</w:t>
       <w:br/>
       <w:br/>
     </w:r>

--- a/klagomål/A 63161-2025 FSC-klagomål.docx
+++ b/klagomål/A 63161-2025 FSC-klagomål.docx
@@ -680,7 +680,7 @@
     <w:r>
       <w:tab/>
       <w:tab/>
-      <w:t>2026-03-20</w:t>
+      <w:t>2026-03-21</w:t>
       <w:br/>
       <w:br/>
     </w:r>

--- a/klagomål/A 63161-2025 FSC-klagomål.docx
+++ b/klagomål/A 63161-2025 FSC-klagomål.docx
@@ -680,7 +680,7 @@
     <w:r>
       <w:tab/>
       <w:tab/>
-      <w:t>2026-03-21</w:t>
+      <w:t>2026-03-22</w:t>
       <w:br/>
       <w:br/>
     </w:r>

--- a/klagomål/A 63161-2025 FSC-klagomål.docx
+++ b/klagomål/A 63161-2025 FSC-klagomål.docx
@@ -680,7 +680,7 @@
     <w:r>
       <w:tab/>
       <w:tab/>
-      <w:t>2026-03-22</w:t>
+      <w:t>2026-03-23</w:t>
       <w:br/>
       <w:br/>
     </w:r>

--- a/klagomål/A 63161-2025 FSC-klagomål.docx
+++ b/klagomål/A 63161-2025 FSC-klagomål.docx
@@ -680,7 +680,7 @@
     <w:r>
       <w:tab/>
       <w:tab/>
-      <w:t>2026-03-23</w:t>
+      <w:t>2026-03-24</w:t>
       <w:br/>
       <w:br/>
     </w:r>

--- a/klagomål/A 63161-2025 FSC-klagomål.docx
+++ b/klagomål/A 63161-2025 FSC-klagomål.docx
@@ -680,7 +680,7 @@
     <w:r>
       <w:tab/>
       <w:tab/>
-      <w:t>2026-03-24</w:t>
+      <w:t>2026-03-25</w:t>
       <w:br/>
       <w:br/>
     </w:r>

--- a/klagomål/A 63161-2025 FSC-klagomål.docx
+++ b/klagomål/A 63161-2025 FSC-klagomål.docx
@@ -680,7 +680,7 @@
     <w:r>
       <w:tab/>
       <w:tab/>
-      <w:t>2026-03-25</w:t>
+      <w:t>2026-03-26</w:t>
       <w:br/>
       <w:br/>
     </w:r>

--- a/klagomål/A 63161-2025 FSC-klagomål.docx
+++ b/klagomål/A 63161-2025 FSC-klagomål.docx
@@ -680,7 +680,7 @@
     <w:r>
       <w:tab/>
       <w:tab/>
-      <w:t>2026-03-26</w:t>
+      <w:t>2026-03-27</w:t>
       <w:br/>
       <w:br/>
     </w:r>

--- a/klagomål/A 63161-2025 FSC-klagomål.docx
+++ b/klagomål/A 63161-2025 FSC-klagomål.docx
@@ -680,7 +680,7 @@
     <w:r>
       <w:tab/>
       <w:tab/>
-      <w:t>2026-03-27</w:t>
+      <w:t>2026-03-28</w:t>
       <w:br/>
       <w:br/>
     </w:r>

--- a/klagomål/A 63161-2025 FSC-klagomål.docx
+++ b/klagomål/A 63161-2025 FSC-klagomål.docx
@@ -680,7 +680,7 @@
     <w:r>
       <w:tab/>
       <w:tab/>
-      <w:t>2026-03-28</w:t>
+      <w:t>2026-03-29</w:t>
       <w:br/>
       <w:br/>
     </w:r>

--- a/klagomål/A 63161-2025 FSC-klagomål.docx
+++ b/klagomål/A 63161-2025 FSC-klagomål.docx
@@ -680,7 +680,7 @@
     <w:r>
       <w:tab/>
       <w:tab/>
-      <w:t>2026-03-29</w:t>
+      <w:t>2026-03-30</w:t>
       <w:br/>
       <w:br/>
     </w:r>

--- a/klagomål/A 63161-2025 FSC-klagomål.docx
+++ b/klagomål/A 63161-2025 FSC-klagomål.docx
@@ -680,7 +680,7 @@
     <w:r>
       <w:tab/>
       <w:tab/>
-      <w:t>2026-03-30</w:t>
+      <w:t>2026-03-31</w:t>
       <w:br/>
       <w:br/>
     </w:r>

--- a/klagomål/A 63161-2025 FSC-klagomål.docx
+++ b/klagomål/A 63161-2025 FSC-klagomål.docx
@@ -680,7 +680,7 @@
     <w:r>
       <w:tab/>
       <w:tab/>
-      <w:t>2026-03-31</w:t>
+      <w:t>2026-04-01</w:t>
       <w:br/>
       <w:br/>
     </w:r>

--- a/klagomål/A 63161-2025 FSC-klagomål.docx
+++ b/klagomål/A 63161-2025 FSC-klagomål.docx
@@ -680,7 +680,7 @@
     <w:r>
       <w:tab/>
       <w:tab/>
-      <w:t>2026-04-01</w:t>
+      <w:t>2026-04-02</w:t>
       <w:br/>
       <w:br/>
     </w:r>

--- a/klagomål/A 63161-2025 FSC-klagomål.docx
+++ b/klagomål/A 63161-2025 FSC-klagomål.docx
@@ -680,7 +680,7 @@
     <w:r>
       <w:tab/>
       <w:tab/>
-      <w:t>2026-04-02</w:t>
+      <w:t>2026-04-03</w:t>
       <w:br/>
       <w:br/>
     </w:r>

--- a/klagomål/A 63161-2025 FSC-klagomål.docx
+++ b/klagomål/A 63161-2025 FSC-klagomål.docx
@@ -680,7 +680,7 @@
     <w:r>
       <w:tab/>
       <w:tab/>
-      <w:t>2026-04-03</w:t>
+      <w:t>2026-04-04</w:t>
       <w:br/>
       <w:br/>
     </w:r>

--- a/klagomål/A 63161-2025 FSC-klagomål.docx
+++ b/klagomål/A 63161-2025 FSC-klagomål.docx
@@ -680,7 +680,7 @@
     <w:r>
       <w:tab/>
       <w:tab/>
-      <w:t>2026-04-04</w:t>
+      <w:t>2026-04-05</w:t>
       <w:br/>
       <w:br/>
     </w:r>

--- a/klagomål/A 63161-2025 FSC-klagomål.docx
+++ b/klagomål/A 63161-2025 FSC-klagomål.docx
@@ -680,7 +680,7 @@
     <w:r>
       <w:tab/>
       <w:tab/>
-      <w:t>2026-04-05</w:t>
+      <w:t>2026-04-06</w:t>
       <w:br/>
       <w:br/>
     </w:r>

--- a/klagomål/A 63161-2025 FSC-klagomål.docx
+++ b/klagomål/A 63161-2025 FSC-klagomål.docx
@@ -680,7 +680,7 @@
     <w:r>
       <w:tab/>
       <w:tab/>
-      <w:t>2026-04-06</w:t>
+      <w:t>2026-04-07</w:t>
       <w:br/>
       <w:br/>
     </w:r>

--- a/klagomål/A 63161-2025 FSC-klagomål.docx
+++ b/klagomål/A 63161-2025 FSC-klagomål.docx
@@ -680,7 +680,7 @@
     <w:r>
       <w:tab/>
       <w:tab/>
-      <w:t>2026-04-07</w:t>
+      <w:t>2026-04-08</w:t>
       <w:br/>
       <w:br/>
     </w:r>

--- a/klagomål/A 63161-2025 FSC-klagomål.docx
+++ b/klagomål/A 63161-2025 FSC-klagomål.docx
@@ -680,7 +680,7 @@
     <w:r>
       <w:tab/>
       <w:tab/>
-      <w:t>2026-04-08</w:t>
+      <w:t>2026-04-09</w:t>
       <w:br/>
       <w:br/>
     </w:r>

--- a/klagomål/A 63161-2025 FSC-klagomål.docx
+++ b/klagomål/A 63161-2025 FSC-klagomål.docx
@@ -680,7 +680,7 @@
     <w:r>
       <w:tab/>
       <w:tab/>
-      <w:t>2026-04-09</w:t>
+      <w:t>2026-04-10</w:t>
       <w:br/>
       <w:br/>
     </w:r>

--- a/klagomål/A 63161-2025 FSC-klagomål.docx
+++ b/klagomål/A 63161-2025 FSC-klagomål.docx
@@ -680,7 +680,7 @@
     <w:r>
       <w:tab/>
       <w:tab/>
-      <w:t>2026-04-10</w:t>
+      <w:t>2026-04-11</w:t>
       <w:br/>
       <w:br/>
     </w:r>

--- a/klagomål/A 63161-2025 FSC-klagomål.docx
+++ b/klagomål/A 63161-2025 FSC-klagomål.docx
@@ -680,7 +680,7 @@
     <w:r>
       <w:tab/>
       <w:tab/>
-      <w:t>2026-04-11</w:t>
+      <w:t>2026-04-12</w:t>
       <w:br/>
       <w:br/>
     </w:r>

--- a/klagomål/A 63161-2025 FSC-klagomål.docx
+++ b/klagomål/A 63161-2025 FSC-klagomål.docx
@@ -680,7 +680,7 @@
     <w:r>
       <w:tab/>
       <w:tab/>
-      <w:t>2026-04-14</w:t>
+      <w:t>2026-04-15</w:t>
       <w:br/>
       <w:br/>
     </w:r>

--- a/klagomål/A 63161-2025 FSC-klagomål.docx
+++ b/klagomål/A 63161-2025 FSC-klagomål.docx
@@ -680,7 +680,7 @@
     <w:r>
       <w:tab/>
       <w:tab/>
-      <w:t>2026-04-15</w:t>
+      <w:t>2026-04-16</w:t>
       <w:br/>
       <w:br/>
     </w:r>

--- a/klagomål/A 63161-2025 FSC-klagomål.docx
+++ b/klagomål/A 63161-2025 FSC-klagomål.docx
@@ -680,7 +680,7 @@
     <w:r>
       <w:tab/>
       <w:tab/>
-      <w:t>2026-04-16</w:t>
+      <w:t>2026-04-17</w:t>
       <w:br/>
       <w:br/>
     </w:r>

--- a/klagomål/A 63161-2025 FSC-klagomål.docx
+++ b/klagomål/A 63161-2025 FSC-klagomål.docx
@@ -680,7 +680,7 @@
     <w:r>
       <w:tab/>
       <w:tab/>
-      <w:t>2026-04-17</w:t>
+      <w:t>2026-04-18</w:t>
       <w:br/>
       <w:br/>
     </w:r>

--- a/klagomål/A 63161-2025 FSC-klagomål.docx
+++ b/klagomål/A 63161-2025 FSC-klagomål.docx
@@ -680,7 +680,7 @@
     <w:r>
       <w:tab/>
       <w:tab/>
-      <w:t>2026-04-18</w:t>
+      <w:t>2026-04-19</w:t>
       <w:br/>
       <w:br/>
     </w:r>
